--- a/outputs/periodic_spiking/optimizer_ranking_table.docx
+++ b/outputs/periodic_spiking/optimizer_ranking_table.docx
@@ -159,6 +159,128 @@
           </w:tcPr>
           <w:p>
             <w:r>
+              <w:t>gbrt</w:t>
+            </w:r>
+          </w:p>
+        </w:tc>
+        <w:tc>
+          <w:tcPr>
+            <w:tcW w:type="dxa" w:w="720"/>
+          </w:tcPr>
+          <w:p>
+            <w:r>
+              <w:t>693</w:t>
+            </w:r>
+          </w:p>
+        </w:tc>
+        <w:tc>
+          <w:tcPr>
+            <w:tcW w:type="dxa" w:w="720"/>
+          </w:tcPr>
+          <w:p>
+            <w:r>
+              <w:t>0.179044</w:t>
+            </w:r>
+          </w:p>
+        </w:tc>
+        <w:tc>
+          <w:tcPr>
+            <w:tcW w:type="dxa" w:w="720"/>
+          </w:tcPr>
+          <w:p>
+            <w:r>
+              <w:t>0.734714</w:t>
+            </w:r>
+          </w:p>
+        </w:tc>
+        <w:tc>
+          <w:tcPr>
+            <w:tcW w:type="dxa" w:w="720"/>
+          </w:tcPr>
+          <w:p>
+            <w:r>
+              <w:t>0.150128</w:t>
+            </w:r>
+          </w:p>
+        </w:tc>
+        <w:tc>
+          <w:tcPr>
+            <w:tcW w:type="dxa" w:w="720"/>
+          </w:tcPr>
+          <w:p>
+            <w:r>
+              <w:t>0.310743</w:t>
+            </w:r>
+          </w:p>
+        </w:tc>
+        <w:tc>
+          <w:tcPr>
+            <w:tcW w:type="dxa" w:w="720"/>
+          </w:tcPr>
+          <w:p>
+            <w:r>
+              <w:t>1.432860909587606e-08</w:t>
+            </w:r>
+          </w:p>
+        </w:tc>
+        <w:tc>
+          <w:tcPr>
+            <w:tcW w:type="dxa" w:w="720"/>
+          </w:tcPr>
+          <w:p>
+            <w:r>
+              <w:t>447</w:t>
+            </w:r>
+          </w:p>
+        </w:tc>
+        <w:tc>
+          <w:tcPr>
+            <w:tcW w:type="dxa" w:w="720"/>
+          </w:tcPr>
+          <w:p>
+            <w:r>
+              <w:t>6.903e-05</w:t>
+            </w:r>
+          </w:p>
+        </w:tc>
+        <w:tc>
+          <w:tcPr>
+            <w:tcW w:type="dxa" w:w="720"/>
+          </w:tcPr>
+          <w:p>
+            <w:r>
+              <w:t>1</w:t>
+            </w:r>
+          </w:p>
+        </w:tc>
+        <w:tc>
+          <w:tcPr>
+            <w:tcW w:type="dxa" w:w="720"/>
+          </w:tcPr>
+          <w:p>
+            <w:r>
+              <w:t>5.104e-05</w:t>
+            </w:r>
+          </w:p>
+        </w:tc>
+        <w:tc>
+          <w:tcPr>
+            <w:tcW w:type="dxa" w:w="720"/>
+          </w:tcPr>
+          <w:p>
+            <w:r>
+              <w:t>7.674e-05</w:t>
+            </w:r>
+          </w:p>
+        </w:tc>
+      </w:tr>
+      <w:tr>
+        <w:tc>
+          <w:tcPr>
+            <w:tcW w:type="dxa" w:w="720"/>
+          </w:tcPr>
+          <w:p>
+            <w:r>
               <w:t>gp</w:t>
             </w:r>
           </w:p>
@@ -199,7 +321,7 @@
           </w:tcPr>
           <w:p>
             <w:r>
-              <w:t>0.247776</w:t>
+              <w:t>0.247778</w:t>
             </w:r>
           </w:p>
         </w:tc>
@@ -239,7 +361,7 @@
           </w:tcPr>
           <w:p>
             <w:r>
-              <w:t>0.00015289</w:t>
+              <w:t>0.00015287</w:t>
             </w:r>
           </w:p>
         </w:tc>
@@ -249,7 +371,7 @@
           </w:tcPr>
           <w:p>
             <w:r>
-              <w:t>1</w:t>
+              <w:t>2</w:t>
             </w:r>
           </w:p>
         </w:tc>
@@ -259,7 +381,7 @@
           </w:tcPr>
           <w:p>
             <w:r>
-              <w:t>0.00011888</w:t>
+              <w:t>0.00011868</w:t>
             </w:r>
           </w:p>
         </w:tc>
@@ -269,7 +391,7 @@
           </w:tcPr>
           <w:p>
             <w:r>
-              <w:t>0.00016746</w:t>
+              <w:t>0.00016752</w:t>
             </w:r>
           </w:p>
         </w:tc>
@@ -361,129 +483,7 @@
           </w:tcPr>
           <w:p>
             <w:r>
-              <w:t>0.00025876</w:t>
-            </w:r>
-          </w:p>
-        </w:tc>
-        <w:tc>
-          <w:tcPr>
-            <w:tcW w:type="dxa" w:w="720"/>
-          </w:tcPr>
-          <w:p>
-            <w:r>
-              <w:t>2</w:t>
-            </w:r>
-          </w:p>
-        </w:tc>
-        <w:tc>
-          <w:tcPr>
-            <w:tcW w:type="dxa" w:w="720"/>
-          </w:tcPr>
-          <w:p>
-            <w:r>
-              <w:t>0.00018719</w:t>
-            </w:r>
-          </w:p>
-        </w:tc>
-        <w:tc>
-          <w:tcPr>
-            <w:tcW w:type="dxa" w:w="720"/>
-          </w:tcPr>
-          <w:p>
-            <w:r>
-              <w:t>0.00028943</w:t>
-            </w:r>
-          </w:p>
-        </w:tc>
-      </w:tr>
-      <w:tr>
-        <w:tc>
-          <w:tcPr>
-            <w:tcW w:type="dxa" w:w="720"/>
-          </w:tcPr>
-          <w:p>
-            <w:r>
-              <w:t>gbrt</w:t>
-            </w:r>
-          </w:p>
-        </w:tc>
-        <w:tc>
-          <w:tcPr>
-            <w:tcW w:type="dxa" w:w="720"/>
-          </w:tcPr>
-          <w:p>
-            <w:r>
-              <w:t>776</w:t>
-            </w:r>
-          </w:p>
-        </w:tc>
-        <w:tc>
-          <w:tcPr>
-            <w:tcW w:type="dxa" w:w="720"/>
-          </w:tcPr>
-          <w:p>
-            <w:r>
-              <w:t>0.197377</w:t>
-            </w:r>
-          </w:p>
-        </w:tc>
-        <w:tc>
-          <w:tcPr>
-            <w:tcW w:type="dxa" w:w="720"/>
-          </w:tcPr>
-          <w:p>
-            <w:r>
-              <w:t>0.732642</w:t>
-            </w:r>
-          </w:p>
-        </w:tc>
-        <w:tc>
-          <w:tcPr>
-            <w:tcW w:type="dxa" w:w="720"/>
-          </w:tcPr>
-          <w:p>
-            <w:r>
-              <w:t>0.580483</w:t>
-            </w:r>
-          </w:p>
-        </w:tc>
-        <w:tc>
-          <w:tcPr>
-            <w:tcW w:type="dxa" w:w="720"/>
-          </w:tcPr>
-          <w:p>
-            <w:r>
-              <w:t>0.106421</w:t>
-            </w:r>
-          </w:p>
-        </w:tc>
-        <w:tc>
-          <w:tcPr>
-            <w:tcW w:type="dxa" w:w="720"/>
-          </w:tcPr>
-          <w:p>
-            <w:r>
-              <w:t>1.0188148400307095e-07</w:t>
-            </w:r>
-          </w:p>
-        </w:tc>
-        <w:tc>
-          <w:tcPr>
-            <w:tcW w:type="dxa" w:w="720"/>
-          </w:tcPr>
-          <w:p>
-            <w:r>
-              <w:t>360</w:t>
-            </w:r>
-          </w:p>
-        </w:tc>
-        <w:tc>
-          <w:tcPr>
-            <w:tcW w:type="dxa" w:w="720"/>
-          </w:tcPr>
-          <w:p>
-            <w:r>
-              <w:t>0.00041101</w:t>
+              <w:t>0.00026339</w:t>
             </w:r>
           </w:p>
         </w:tc>
@@ -503,7 +503,7 @@
           </w:tcPr>
           <w:p>
             <w:r>
-              <w:t>0.00029276</w:t>
+              <w:t>0.00019046</w:t>
             </w:r>
           </w:p>
         </w:tc>
@@ -513,7 +513,7 @@
           </w:tcPr>
           <w:p>
             <w:r>
-              <w:t>0.00046169</w:t>
+              <w:t>0.00029465</w:t>
             </w:r>
           </w:p>
         </w:tc>
@@ -535,7 +535,7 @@
           </w:tcPr>
           <w:p>
             <w:r>
-              <w:t>696</w:t>
+              <w:t>679</w:t>
             </w:r>
           </w:p>
         </w:tc>
@@ -545,7 +545,7 @@
           </w:tcPr>
           <w:p>
             <w:r>
-              <w:t>0.199659</w:t>
+              <w:t>0.114799</w:t>
             </w:r>
           </w:p>
         </w:tc>
@@ -555,7 +555,7 @@
           </w:tcPr>
           <w:p>
             <w:r>
-              <w:t>0.679167</w:t>
+              <w:t>0.487485</w:t>
             </w:r>
           </w:p>
         </w:tc>
@@ -565,7 +565,7 @@
           </w:tcPr>
           <w:p>
             <w:r>
-              <w:t>0.554079</w:t>
+              <w:t>0.480519</w:t>
             </w:r>
           </w:p>
         </w:tc>
@@ -575,7 +575,7 @@
           </w:tcPr>
           <w:p>
             <w:r>
-              <w:t>0.162075</w:t>
+              <w:t>0.336363</w:t>
             </w:r>
           </w:p>
         </w:tc>
@@ -585,7 +585,7 @@
           </w:tcPr>
           <w:p>
             <w:r>
-              <w:t>2.947049789240569e-06</w:t>
+              <w:t>1.391976354588756e-08</w:t>
             </w:r>
           </w:p>
         </w:tc>
@@ -595,7 +595,7 @@
           </w:tcPr>
           <w:p>
             <w:r>
-              <w:t>234</w:t>
+              <w:t>153</w:t>
             </w:r>
           </w:p>
         </w:tc>
@@ -605,7 +605,7 @@
           </w:tcPr>
           <w:p>
             <w:r>
-              <w:t>0.00047935</w:t>
+              <w:t>0.00094486</w:t>
             </w:r>
           </w:p>
         </w:tc>
@@ -625,7 +625,7 @@
           </w:tcPr>
           <w:p>
             <w:r>
-              <w:t>0.00035436</w:t>
+              <w:t>0.0006745</w:t>
             </w:r>
           </w:p>
         </w:tc>
@@ -635,7 +635,7 @@
           </w:tcPr>
           <w:p>
             <w:r>
-              <w:t>0.00053292</w:t>
+              <w:t>0.00106073</w:t>
             </w:r>
           </w:p>
         </w:tc>
